--- a/tillsyn/A 11762-2025 tillsynsbegäran.docx
+++ b/tillsyn/A 11762-2025 tillsynsbegäran.docx
@@ -262,7 +262,7 @@
     <w:r>
       <w:tab/>
       <w:tab/>
-      <w:t>2025-05-16</w:t>
+      <w:t>2025-05-17</w:t>
       <w:br/>
       <w:br/>
     </w:r>

--- a/tillsyn/A 11762-2025 tillsynsbegäran.docx
+++ b/tillsyn/A 11762-2025 tillsynsbegäran.docx
@@ -262,7 +262,7 @@
     <w:r>
       <w:tab/>
       <w:tab/>
-      <w:t>2025-05-17</w:t>
+      <w:t>2025-05-18</w:t>
       <w:br/>
       <w:br/>
     </w:r>

--- a/tillsyn/A 11762-2025 tillsynsbegäran.docx
+++ b/tillsyn/A 11762-2025 tillsynsbegäran.docx
@@ -262,7 +262,7 @@
     <w:r>
       <w:tab/>
       <w:tab/>
-      <w:t>2025-05-18</w:t>
+      <w:t>2025-05-19</w:t>
       <w:br/>
       <w:br/>
     </w:r>

--- a/tillsyn/A 11762-2025 tillsynsbegäran.docx
+++ b/tillsyn/A 11762-2025 tillsynsbegäran.docx
@@ -262,7 +262,7 @@
     <w:r>
       <w:tab/>
       <w:tab/>
-      <w:t>2025-05-19</w:t>
+      <w:t>2025-05-20</w:t>
       <w:br/>
       <w:br/>
     </w:r>

--- a/tillsyn/A 11762-2025 tillsynsbegäran.docx
+++ b/tillsyn/A 11762-2025 tillsynsbegäran.docx
@@ -262,7 +262,7 @@
     <w:r>
       <w:tab/>
       <w:tab/>
-      <w:t>2025-05-20</w:t>
+      <w:t>2025-05-21</w:t>
       <w:br/>
       <w:br/>
     </w:r>

--- a/tillsyn/A 11762-2025 tillsynsbegäran.docx
+++ b/tillsyn/A 11762-2025 tillsynsbegäran.docx
@@ -262,7 +262,7 @@
     <w:r>
       <w:tab/>
       <w:tab/>
-      <w:t>2025-05-21</w:t>
+      <w:t>2025-05-22</w:t>
       <w:br/>
       <w:br/>
     </w:r>

--- a/tillsyn/A 11762-2025 tillsynsbegäran.docx
+++ b/tillsyn/A 11762-2025 tillsynsbegäran.docx
@@ -262,7 +262,7 @@
     <w:r>
       <w:tab/>
       <w:tab/>
-      <w:t>2025-05-22</w:t>
+      <w:t>2025-05-23</w:t>
       <w:br/>
       <w:br/>
     </w:r>

--- a/tillsyn/A 11762-2025 tillsynsbegäran.docx
+++ b/tillsyn/A 11762-2025 tillsynsbegäran.docx
@@ -262,7 +262,7 @@
     <w:r>
       <w:tab/>
       <w:tab/>
-      <w:t>2025-05-23</w:t>
+      <w:t>2025-05-24</w:t>
       <w:br/>
       <w:br/>
     </w:r>

--- a/tillsyn/A 11762-2025 tillsynsbegäran.docx
+++ b/tillsyn/A 11762-2025 tillsynsbegäran.docx
@@ -262,7 +262,7 @@
     <w:r>
       <w:tab/>
       <w:tab/>
-      <w:t>2025-05-24</w:t>
+      <w:t>2025-05-25</w:t>
       <w:br/>
       <w:br/>
     </w:r>

--- a/tillsyn/A 11762-2025 tillsynsbegäran.docx
+++ b/tillsyn/A 11762-2025 tillsynsbegäran.docx
@@ -262,7 +262,7 @@
     <w:r>
       <w:tab/>
       <w:tab/>
-      <w:t>2025-05-25</w:t>
+      <w:t>2025-05-26</w:t>
       <w:br/>
       <w:br/>
     </w:r>

--- a/tillsyn/A 11762-2025 tillsynsbegäran.docx
+++ b/tillsyn/A 11762-2025 tillsynsbegäran.docx
@@ -262,7 +262,7 @@
     <w:r>
       <w:tab/>
       <w:tab/>
-      <w:t>2025-05-26</w:t>
+      <w:t>2025-05-27</w:t>
       <w:br/>
       <w:br/>
     </w:r>

--- a/tillsyn/A 11762-2025 tillsynsbegäran.docx
+++ b/tillsyn/A 11762-2025 tillsynsbegäran.docx
@@ -262,7 +262,7 @@
     <w:r>
       <w:tab/>
       <w:tab/>
-      <w:t>2025-05-27</w:t>
+      <w:t>2025-05-30</w:t>
       <w:br/>
       <w:br/>
     </w:r>

--- a/tillsyn/A 11762-2025 tillsynsbegäran.docx
+++ b/tillsyn/A 11762-2025 tillsynsbegäran.docx
@@ -262,7 +262,7 @@
     <w:r>
       <w:tab/>
       <w:tab/>
-      <w:t>2025-05-30</w:t>
+      <w:t>2025-06-01</w:t>
       <w:br/>
       <w:br/>
     </w:r>

--- a/tillsyn/A 11762-2025 tillsynsbegäran.docx
+++ b/tillsyn/A 11762-2025 tillsynsbegäran.docx
@@ -262,7 +262,7 @@
     <w:r>
       <w:tab/>
       <w:tab/>
-      <w:t>2025-06-01</w:t>
+      <w:t>2025-06-02</w:t>
       <w:br/>
       <w:br/>
     </w:r>

--- a/tillsyn/A 11762-2025 tillsynsbegäran.docx
+++ b/tillsyn/A 11762-2025 tillsynsbegäran.docx
@@ -262,7 +262,7 @@
     <w:r>
       <w:tab/>
       <w:tab/>
-      <w:t>2025-06-02</w:t>
+      <w:t>2025-06-03</w:t>
       <w:br/>
       <w:br/>
     </w:r>

--- a/tillsyn/A 11762-2025 tillsynsbegäran.docx
+++ b/tillsyn/A 11762-2025 tillsynsbegäran.docx
@@ -262,7 +262,7 @@
     <w:r>
       <w:tab/>
       <w:tab/>
-      <w:t>2025-06-03</w:t>
+      <w:t>2025-06-04</w:t>
       <w:br/>
       <w:br/>
     </w:r>

--- a/tillsyn/A 11762-2025 tillsynsbegäran.docx
+++ b/tillsyn/A 11762-2025 tillsynsbegäran.docx
@@ -262,7 +262,7 @@
     <w:r>
       <w:tab/>
       <w:tab/>
-      <w:t>2025-06-04</w:t>
+      <w:t>2025-06-05</w:t>
       <w:br/>
       <w:br/>
     </w:r>

--- a/tillsyn/A 11762-2025 tillsynsbegäran.docx
+++ b/tillsyn/A 11762-2025 tillsynsbegäran.docx
@@ -262,7 +262,7 @@
     <w:r>
       <w:tab/>
       <w:tab/>
-      <w:t>2025-06-05</w:t>
+      <w:t>2025-06-13</w:t>
       <w:br/>
       <w:br/>
     </w:r>

--- a/tillsyn/A 11762-2025 tillsynsbegäran.docx
+++ b/tillsyn/A 11762-2025 tillsynsbegäran.docx
@@ -262,7 +262,7 @@
     <w:r>
       <w:tab/>
       <w:tab/>
-      <w:t>2025-06-13</w:t>
+      <w:t>2025-06-15</w:t>
       <w:br/>
       <w:br/>
     </w:r>

--- a/tillsyn/A 11762-2025 tillsynsbegäran.docx
+++ b/tillsyn/A 11762-2025 tillsynsbegäran.docx
@@ -7,7 +7,7 @@
         <w:pStyle w:val="Title"/>
       </w:pPr>
       <w:r>
-        <w:t>Tillsynsbegäran – information om höga naturvärden i avverkningsanmälan A 11762-2025 i Kalix kommun</w:t>
+        <w:t>Tillsynsbegäran – information om höga naturvärden och fridlysta arter i avverkningsanmälan A 11762-2025 i Kalix kommun</w:t>
       </w:r>
     </w:p>
     <w:p>
@@ -22,7 +22,7 @@
     </w:p>
     <w:p>
       <w:r>
-        <w:t>Nedan beskrivs fynd av naturvårdsarter som gjorts i det avverkningsanmälda området.</w:t>
+        <w:t>Nedan beskrivs fynd av naturvårdsarter och fridlysta arter som gjorts i det avverkningsanmälda området. I BILAGA 1 finns artfakta om fridlysta arter.</w:t>
       </w:r>
     </w:p>
     <w:p>
@@ -35,7 +35,7 @@
     </w:p>
     <w:p>
       <w:r>
-        <w:t>I avverkningsanmälan har följande 5 naturvårdsarter hittats: blå taggsvamp (NT), orange taggsvamp (NT), svart taggsvamp (NT), dropptaggsvamp (S) och skinnlav (S). Av dessa är 3 rödlistade. För rödlistade arter har rödlistekategorin angivits inom parentes. Arter som är signalarter enligt Skogsstyrelsen har markerats med (S).</w:t>
+        <w:t>I avverkningsanmälan har följande 7 naturvårdsarter hittats: blå taggsvamp (NT), orange taggsvamp (NT), spillkråka (NT, §4), svart taggsvamp (NT), dropptaggsvamp (S), grönpyrola (S) och skinnlav (S). Av dessa är 4 rödlistade. För rödlistade arter har rödlistekategorin angivits inom parentes. Arter som är signalarter enligt Skogsstyrelsen har markerats med (S). För fridlysta arter anges även paragrafen i Artskyddsförordningen som arten är fridlyst enligt.</w:t>
       </w:r>
     </w:p>
     <w:p>
@@ -106,6 +106,17 @@
         <w:rPr>
           <w:b/>
         </w:rPr>
+        <w:t xml:space="preserve">Grönpyrola </w:t>
+      </w:r>
+      <w:r>
+        <w:t>växer främst på sandig, torr eller frisk mark i äldre barrskog, ofta på isälvsmaterial såsom sand och grus. Den påträffas främst i äldre naturligt uppkomna barrskogar, exempelvis på tallmoar, i åssluttningar, dyner och rasbranter. Arten är känslig för skogsbruksmetoder såsom slutavverkning och markberedning (Nitare &amp; Skogsstyrelsen, 2019).</w:t>
+      </w:r>
+    </w:p>
+    <w:p>
+      <w:r>
+        <w:rPr>
+          <w:b/>
+        </w:rPr>
         <w:t xml:space="preserve">Orange taggsvamp (NT) </w:t>
       </w:r>
       <w:r>
@@ -132,6 +143,102 @@
       </w:r>
       <w:r>
         <w:t>bildar huvudsakligen mykorrhiza med gran och tall, men även med ek och bok. Slutavverkning utgör det största hotet mot arten och den överlever sannolikt inte en föryngringshuggning då barrträdens rötter dör efter avverkningen. Förekomsterna i barrskog är särskilt utsatta eftersom arten föredrar att växa i äldre, virkesrika skogar med högre bonitet, som avverkas i rask takt. Fler äldre, virkesrika barrskogar med högre bonitet måste formellt skyddas som biotopskyddsområden eller naturreservat. Även oskyddade växtplatser i lövskogsbiotoper bör få ett starkt skydd. Skogsområden med svart taggsvamp bör inte gallras eller plockhuggas om inte huggningen efterföljs av skogsbete (SLU Artdatabanken, 2024).</w:t>
+      </w:r>
+    </w:p>
+    <w:p>
+      <w:pPr>
+        <w:pStyle w:val="Heading1"/>
+      </w:pPr>
+      <w:r>
+        <w:t>Fridlysta arter</w:t>
+      </w:r>
+    </w:p>
+    <w:p>
+      <w:r>
+        <w:t>Följande fridlysta arter har sina livsmiljöer och växtplatser i den avverkningsanmälda skogen: spillkråka (NT, §4).</w:t>
+      </w:r>
+    </w:p>
+    <w:p>
+      <w:r>
+        <w:t xml:space="preserve">Observera att medlemsländerna är skyldiga att agera i enlighet med EU:s fågeldirektiv där det uttryckligen står att direktivet gäller för fåglar samt för deras ägg, bon och </w:t>
+      </w:r>
+      <w:r>
+        <w:rPr>
+          <w:b/>
+        </w:rPr>
+        <w:t xml:space="preserve">livsmiljöer </w:t>
+      </w:r>
+      <w:r>
+        <w:t>(artikel 1). Vidare att de åtgärder som vidtas inte får leda till en försämring av den nuvarande situationen beträffande bevarandet av de fågelarter som avses i artikel 1 (artikel 13). Fågeldirektivet är styrande för tillsynsansvariga myndigheters ärendehantering, ställningstaganden och beslutsfattande.</w:t>
+      </w:r>
+    </w:p>
+    <w:p>
+      <w:r>
+        <w:rPr>
+          <w:b/>
+        </w:rPr>
+        <w:t>Spillkråka (NT, §4)</w:t>
+      </w:r>
+      <w:r>
+        <w:t xml:space="preserve"> är rödlistad som nära hotad och ingår i bilaga 1 i EU:s fågeldirektiv. Den minskar i population på grund av minskad tillgång på lämpliga bo- och födoträd och minskad födotillgång. Spillkråkans minskningstakt har uppgått till 19 (24–10) % under de senaste 15 åren. Minskningstakten för den svenska populationen bedöms vara nära gränsvärdet för Sårbar (VU) (A2bc). Skogsbruk med korta omloppstider och täta, homogena ungskogar utgör det största hotet, (SLU Artdatabanken, 2023).</w:t>
+      </w:r>
+    </w:p>
+    <w:p>
+      <w:r>
+        <w:t>I BILAGA 1 finns mer detaljerad information om ekologi samt krav på livsmiljö hos fridlysta arter.</w:t>
+      </w:r>
+    </w:p>
+    <w:p>
+      <w:r>
+        <w:br w:type="page"/>
+      </w:r>
+    </w:p>
+    <w:p>
+      <w:pPr>
+        <w:pStyle w:val="Title"/>
+      </w:pPr>
+      <w:r>
+        <w:t>BILAGA 1 – Fridlysta arter</w:t>
+      </w:r>
+    </w:p>
+    <w:p>
+      <w:pPr>
+        <w:pStyle w:val="Heading1"/>
+      </w:pPr>
+      <w:r>
+        <w:t>Spillkråka – ekologi samt krav på livsmiljön</w:t>
+      </w:r>
+    </w:p>
+    <w:p>
+      <w:r>
+        <w:t>Spillkråka (NT) är rödlistad som nära hotad, fridlyst enligt §4 Artskyddsförordningen och ingår i bilaga 1 i EU:s fågeldirektiv. Spillkråka lever i både barr- och blandskog liksom i ren lövskog. De tätaste populationerna tenderar att finnas i äldre, variationsrik blandskog med gott om död ved och gamla träd.</w:t>
+      </w:r>
+    </w:p>
+    <w:p>
+      <w:r>
+        <w:t>Varje par utnyttjar 400–1000 hektar skog beroende på skogens kvalitet. En minskning av populationen pågår på grund av minskad tillgång på lämpliga bo- och födoträd och minskad födotillgång. Spillkråkans minskningstakt har uppgått till 19 (24–10) % under de senaste 15 åren. Minskningstakten för den svenska populationen bedöms vara nära gränsvärdet för Sårbar (VU) (A2bc). Skogsbruk med korta omloppstider och täta, homogena ungskogar utgör det största hotet (Artdatabanken 2023).</w:t>
+      </w:r>
+    </w:p>
+    <w:p>
+      <w:pPr>
+        <w:pStyle w:val="Heading2"/>
+      </w:pPr>
+      <w:r>
+        <w:t>Referenser – spillkråka</w:t>
+      </w:r>
+    </w:p>
+    <w:p>
+      <w:r>
+        <w:t xml:space="preserve">SLU Artdatabanken, 2021. </w:t>
+      </w:r>
+      <w:r>
+        <w:rPr>
+          <w:i/>
+        </w:rPr>
+        <w:t xml:space="preserve">Artfaktablad. Naturvård – artfakta. </w:t>
+      </w:r>
+      <w:r>
+        <w:t>SLU Artdatabanken, Uppsala</w:t>
       </w:r>
     </w:p>
     <w:sectPr>
@@ -262,7 +369,7 @@
     <w:r>
       <w:tab/>
       <w:tab/>
-      <w:t>2025-06-15</w:t>
+      <w:t>2025-06-16</w:t>
       <w:br/>
       <w:br/>
     </w:r>

--- a/tillsyn/A 11762-2025 tillsynsbegäran.docx
+++ b/tillsyn/A 11762-2025 tillsynsbegäran.docx
@@ -369,7 +369,7 @@
     <w:r>
       <w:tab/>
       <w:tab/>
-      <w:t>2025-06-16</w:t>
+      <w:t>2025-06-17</w:t>
       <w:br/>
       <w:br/>
     </w:r>

--- a/tillsyn/A 11762-2025 tillsynsbegäran.docx
+++ b/tillsyn/A 11762-2025 tillsynsbegäran.docx
@@ -369,7 +369,7 @@
     <w:r>
       <w:tab/>
       <w:tab/>
-      <w:t>2025-06-17</w:t>
+      <w:t>2025-06-18</w:t>
       <w:br/>
       <w:br/>
     </w:r>

--- a/tillsyn/A 11762-2025 tillsynsbegäran.docx
+++ b/tillsyn/A 11762-2025 tillsynsbegäran.docx
@@ -369,7 +369,7 @@
     <w:r>
       <w:tab/>
       <w:tab/>
-      <w:t>2025-06-18</w:t>
+      <w:t>2025-06-19</w:t>
       <w:br/>
       <w:br/>
     </w:r>

--- a/tillsyn/A 11762-2025 tillsynsbegäran.docx
+++ b/tillsyn/A 11762-2025 tillsynsbegäran.docx
@@ -369,7 +369,7 @@
     <w:r>
       <w:tab/>
       <w:tab/>
-      <w:t>2025-06-19</w:t>
+      <w:t>2025-06-20</w:t>
       <w:br/>
       <w:br/>
     </w:r>

--- a/tillsyn/A 11762-2025 tillsynsbegäran.docx
+++ b/tillsyn/A 11762-2025 tillsynsbegäran.docx
@@ -369,7 +369,7 @@
     <w:r>
       <w:tab/>
       <w:tab/>
-      <w:t>2025-06-20</w:t>
+      <w:t>2025-06-21</w:t>
       <w:br/>
       <w:br/>
     </w:r>

--- a/tillsyn/A 11762-2025 tillsynsbegäran.docx
+++ b/tillsyn/A 11762-2025 tillsynsbegäran.docx
@@ -369,7 +369,7 @@
     <w:r>
       <w:tab/>
       <w:tab/>
-      <w:t>2025-06-21</w:t>
+      <w:t>2025-06-22</w:t>
       <w:br/>
       <w:br/>
     </w:r>

--- a/tillsyn/A 11762-2025 tillsynsbegäran.docx
+++ b/tillsyn/A 11762-2025 tillsynsbegäran.docx
@@ -369,7 +369,7 @@
     <w:r>
       <w:tab/>
       <w:tab/>
-      <w:t>2025-06-22</w:t>
+      <w:t>2025-06-23</w:t>
       <w:br/>
       <w:br/>
     </w:r>

--- a/tillsyn/A 11762-2025 tillsynsbegäran.docx
+++ b/tillsyn/A 11762-2025 tillsynsbegäran.docx
@@ -369,7 +369,7 @@
     <w:r>
       <w:tab/>
       <w:tab/>
-      <w:t>2025-06-23</w:t>
+      <w:t>2025-06-24</w:t>
       <w:br/>
       <w:br/>
     </w:r>

--- a/tillsyn/A 11762-2025 tillsynsbegäran.docx
+++ b/tillsyn/A 11762-2025 tillsynsbegäran.docx
@@ -369,7 +369,7 @@
     <w:r>
       <w:tab/>
       <w:tab/>
-      <w:t>2025-06-24</w:t>
+      <w:t>2025-06-25</w:t>
       <w:br/>
       <w:br/>
     </w:r>

--- a/tillsyn/A 11762-2025 tillsynsbegäran.docx
+++ b/tillsyn/A 11762-2025 tillsynsbegäran.docx
@@ -369,7 +369,7 @@
     <w:r>
       <w:tab/>
       <w:tab/>
-      <w:t>2025-06-25</w:t>
+      <w:t>2025-06-26</w:t>
       <w:br/>
       <w:br/>
     </w:r>

--- a/tillsyn/A 11762-2025 tillsynsbegäran.docx
+++ b/tillsyn/A 11762-2025 tillsynsbegäran.docx
@@ -369,7 +369,7 @@
     <w:r>
       <w:tab/>
       <w:tab/>
-      <w:t>2025-06-26</w:t>
+      <w:t>2025-06-27</w:t>
       <w:br/>
       <w:br/>
     </w:r>

--- a/tillsyn/A 11762-2025 tillsynsbegäran.docx
+++ b/tillsyn/A 11762-2025 tillsynsbegäran.docx
@@ -369,7 +369,7 @@
     <w:r>
       <w:tab/>
       <w:tab/>
-      <w:t>2025-06-27</w:t>
+      <w:t>2025-06-28</w:t>
       <w:br/>
       <w:br/>
     </w:r>

--- a/tillsyn/A 11762-2025 tillsynsbegäran.docx
+++ b/tillsyn/A 11762-2025 tillsynsbegäran.docx
@@ -369,7 +369,7 @@
     <w:r>
       <w:tab/>
       <w:tab/>
-      <w:t>2025-06-28</w:t>
+      <w:t>2025-06-29</w:t>
       <w:br/>
       <w:br/>
     </w:r>

--- a/tillsyn/A 11762-2025 tillsynsbegäran.docx
+++ b/tillsyn/A 11762-2025 tillsynsbegäran.docx
@@ -369,7 +369,7 @@
     <w:r>
       <w:tab/>
       <w:tab/>
-      <w:t>2025-06-29</w:t>
+      <w:t>2025-06-30</w:t>
       <w:br/>
       <w:br/>
     </w:r>

--- a/tillsyn/A 11762-2025 tillsynsbegäran.docx
+++ b/tillsyn/A 11762-2025 tillsynsbegäran.docx
@@ -369,7 +369,7 @@
     <w:r>
       <w:tab/>
       <w:tab/>
-      <w:t>2025-06-30</w:t>
+      <w:t>2025-07-01</w:t>
       <w:br/>
       <w:br/>
     </w:r>

--- a/tillsyn/A 11762-2025 tillsynsbegäran.docx
+++ b/tillsyn/A 11762-2025 tillsynsbegäran.docx
@@ -369,7 +369,7 @@
     <w:r>
       <w:tab/>
       <w:tab/>
-      <w:t>2025-07-01</w:t>
+      <w:t>2025-07-02</w:t>
       <w:br/>
       <w:br/>
     </w:r>

--- a/tillsyn/A 11762-2025 tillsynsbegäran.docx
+++ b/tillsyn/A 11762-2025 tillsynsbegäran.docx
@@ -369,7 +369,7 @@
     <w:r>
       <w:tab/>
       <w:tab/>
-      <w:t>2025-07-02</w:t>
+      <w:t>2025-07-03</w:t>
       <w:br/>
       <w:br/>
     </w:r>

--- a/tillsyn/A 11762-2025 tillsynsbegäran.docx
+++ b/tillsyn/A 11762-2025 tillsynsbegäran.docx
@@ -369,7 +369,7 @@
     <w:r>
       <w:tab/>
       <w:tab/>
-      <w:t>2025-07-03</w:t>
+      <w:t>2025-07-04</w:t>
       <w:br/>
       <w:br/>
     </w:r>

--- a/tillsyn/A 11762-2025 tillsynsbegäran.docx
+++ b/tillsyn/A 11762-2025 tillsynsbegäran.docx
@@ -369,7 +369,7 @@
     <w:r>
       <w:tab/>
       <w:tab/>
-      <w:t>2025-07-04</w:t>
+      <w:t>2025-07-05</w:t>
       <w:br/>
       <w:br/>
     </w:r>

--- a/tillsyn/A 11762-2025 tillsynsbegäran.docx
+++ b/tillsyn/A 11762-2025 tillsynsbegäran.docx
@@ -369,7 +369,7 @@
     <w:r>
       <w:tab/>
       <w:tab/>
-      <w:t>2025-07-05</w:t>
+      <w:t>2025-07-06</w:t>
       <w:br/>
       <w:br/>
     </w:r>

--- a/tillsyn/A 11762-2025 tillsynsbegäran.docx
+++ b/tillsyn/A 11762-2025 tillsynsbegäran.docx
@@ -369,7 +369,7 @@
     <w:r>
       <w:tab/>
       <w:tab/>
-      <w:t>2025-07-06</w:t>
+      <w:t>2025-07-07</w:t>
       <w:br/>
       <w:br/>
     </w:r>

--- a/tillsyn/A 11762-2025 tillsynsbegäran.docx
+++ b/tillsyn/A 11762-2025 tillsynsbegäran.docx
@@ -369,7 +369,7 @@
     <w:r>
       <w:tab/>
       <w:tab/>
-      <w:t>2025-07-07</w:t>
+      <w:t>2025-07-08</w:t>
       <w:br/>
       <w:br/>
     </w:r>

--- a/tillsyn/A 11762-2025 tillsynsbegäran.docx
+++ b/tillsyn/A 11762-2025 tillsynsbegäran.docx
@@ -369,7 +369,7 @@
     <w:r>
       <w:tab/>
       <w:tab/>
-      <w:t>2025-07-08</w:t>
+      <w:t>2025-07-09</w:t>
       <w:br/>
       <w:br/>
     </w:r>

--- a/tillsyn/A 11762-2025 tillsynsbegäran.docx
+++ b/tillsyn/A 11762-2025 tillsynsbegäran.docx
@@ -369,7 +369,7 @@
     <w:r>
       <w:tab/>
       <w:tab/>
-      <w:t>2025-07-09</w:t>
+      <w:t>2025-07-11</w:t>
       <w:br/>
       <w:br/>
     </w:r>

--- a/tillsyn/A 11762-2025 tillsynsbegäran.docx
+++ b/tillsyn/A 11762-2025 tillsynsbegäran.docx
@@ -369,7 +369,7 @@
     <w:r>
       <w:tab/>
       <w:tab/>
-      <w:t>2025-07-11</w:t>
+      <w:t>2025-07-12</w:t>
       <w:br/>
       <w:br/>
     </w:r>

--- a/tillsyn/A 11762-2025 tillsynsbegäran.docx
+++ b/tillsyn/A 11762-2025 tillsynsbegäran.docx
@@ -369,7 +369,7 @@
     <w:r>
       <w:tab/>
       <w:tab/>
-      <w:t>2025-07-12</w:t>
+      <w:t>2025-07-13</w:t>
       <w:br/>
       <w:br/>
     </w:r>

--- a/tillsyn/A 11762-2025 tillsynsbegäran.docx
+++ b/tillsyn/A 11762-2025 tillsynsbegäran.docx
@@ -369,7 +369,7 @@
     <w:r>
       <w:tab/>
       <w:tab/>
-      <w:t>2025-07-13</w:t>
+      <w:t>2025-07-14</w:t>
       <w:br/>
       <w:br/>
     </w:r>

--- a/tillsyn/A 11762-2025 tillsynsbegäran.docx
+++ b/tillsyn/A 11762-2025 tillsynsbegäran.docx
@@ -369,7 +369,7 @@
     <w:r>
       <w:tab/>
       <w:tab/>
-      <w:t>2025-08-06</w:t>
+      <w:t>2025-08-09</w:t>
       <w:br/>
       <w:br/>
     </w:r>

--- a/tillsyn/A 11762-2025 tillsynsbegäran.docx
+++ b/tillsyn/A 11762-2025 tillsynsbegäran.docx
@@ -12,7 +12,7 @@
     </w:p>
     <w:p>
       <w:r>
-        <w:t>Detta dokument behandlar höga naturvärden i avverkningsanmälan A 11762-2025 i Kalix kommun. Denna avverkningsanmälan inkom 2025-03-11 och omfattar 10,0 ha.</w:t>
+        <w:t>Detta dokument behandlar höga naturvärden i avverkningsanmälan A 11762-2025 i Kalix kommun. Denna avverkningsanmälan inkom 2025-03-11 15:42:05 och omfattar 10,0 ha.</w:t>
       </w:r>
     </w:p>
     <w:p>

--- a/tillsyn/A 11762-2025 tillsynsbegäran.docx
+++ b/tillsyn/A 11762-2025 tillsynsbegäran.docx
@@ -369,7 +369,7 @@
     <w:r>
       <w:tab/>
       <w:tab/>
-      <w:t>2025-08-09</w:t>
+      <w:t>2025-08-10</w:t>
       <w:br/>
       <w:br/>
     </w:r>

--- a/tillsyn/A 11762-2025 tillsynsbegäran.docx
+++ b/tillsyn/A 11762-2025 tillsynsbegäran.docx
@@ -369,7 +369,7 @@
     <w:r>
       <w:tab/>
       <w:tab/>
-      <w:t>2025-08-10</w:t>
+      <w:t>2025-08-11</w:t>
       <w:br/>
       <w:br/>
     </w:r>

--- a/tillsyn/A 11762-2025 tillsynsbegäran.docx
+++ b/tillsyn/A 11762-2025 tillsynsbegäran.docx
@@ -369,7 +369,7 @@
     <w:r>
       <w:tab/>
       <w:tab/>
-      <w:t>2025-08-11</w:t>
+      <w:t>2025-08-12</w:t>
       <w:br/>
       <w:br/>
     </w:r>

--- a/tillsyn/A 11762-2025 tillsynsbegäran.docx
+++ b/tillsyn/A 11762-2025 tillsynsbegäran.docx
@@ -369,7 +369,7 @@
     <w:r>
       <w:tab/>
       <w:tab/>
-      <w:t>2025-08-12</w:t>
+      <w:t>2025-08-13</w:t>
       <w:br/>
       <w:br/>
     </w:r>

--- a/tillsyn/A 11762-2025 tillsynsbegäran.docx
+++ b/tillsyn/A 11762-2025 tillsynsbegäran.docx
@@ -369,7 +369,7 @@
     <w:r>
       <w:tab/>
       <w:tab/>
-      <w:t>2025-08-13</w:t>
+      <w:t>2025-08-14</w:t>
       <w:br/>
       <w:br/>
     </w:r>

--- a/tillsyn/A 11762-2025 tillsynsbegäran.docx
+++ b/tillsyn/A 11762-2025 tillsynsbegäran.docx
@@ -369,7 +369,7 @@
     <w:r>
       <w:tab/>
       <w:tab/>
-      <w:t>2025-08-14</w:t>
+      <w:t>2025-08-15</w:t>
       <w:br/>
       <w:br/>
     </w:r>

--- a/tillsyn/A 11762-2025 tillsynsbegäran.docx
+++ b/tillsyn/A 11762-2025 tillsynsbegäran.docx
@@ -369,7 +369,7 @@
     <w:r>
       <w:tab/>
       <w:tab/>
-      <w:t>2025-08-15</w:t>
+      <w:t>2025-08-16</w:t>
       <w:br/>
       <w:br/>
     </w:r>

--- a/tillsyn/A 11762-2025 tillsynsbegäran.docx
+++ b/tillsyn/A 11762-2025 tillsynsbegäran.docx
@@ -369,7 +369,7 @@
     <w:r>
       <w:tab/>
       <w:tab/>
-      <w:t>2025-08-16</w:t>
+      <w:t>2025-08-17</w:t>
       <w:br/>
       <w:br/>
     </w:r>

--- a/tillsyn/A 11762-2025 tillsynsbegäran.docx
+++ b/tillsyn/A 11762-2025 tillsynsbegäran.docx
@@ -369,7 +369,7 @@
     <w:r>
       <w:tab/>
       <w:tab/>
-      <w:t>2025-08-17</w:t>
+      <w:t>2025-08-18</w:t>
       <w:br/>
       <w:br/>
     </w:r>

--- a/tillsyn/A 11762-2025 tillsynsbegäran.docx
+++ b/tillsyn/A 11762-2025 tillsynsbegäran.docx
@@ -369,7 +369,7 @@
     <w:r>
       <w:tab/>
       <w:tab/>
-      <w:t>2025-08-18</w:t>
+      <w:t>2025-08-19</w:t>
       <w:br/>
       <w:br/>
     </w:r>

--- a/tillsyn/A 11762-2025 tillsynsbegäran.docx
+++ b/tillsyn/A 11762-2025 tillsynsbegäran.docx
@@ -369,7 +369,7 @@
     <w:r>
       <w:tab/>
       <w:tab/>
-      <w:t>2025-08-19</w:t>
+      <w:t>2025-08-20</w:t>
       <w:br/>
       <w:br/>
     </w:r>

--- a/tillsyn/A 11762-2025 tillsynsbegäran.docx
+++ b/tillsyn/A 11762-2025 tillsynsbegäran.docx
@@ -369,7 +369,7 @@
     <w:r>
       <w:tab/>
       <w:tab/>
-      <w:t>2025-08-20</w:t>
+      <w:t>2025-08-21</w:t>
       <w:br/>
       <w:br/>
     </w:r>

--- a/tillsyn/A 11762-2025 tillsynsbegäran.docx
+++ b/tillsyn/A 11762-2025 tillsynsbegäran.docx
@@ -369,7 +369,7 @@
     <w:r>
       <w:tab/>
       <w:tab/>
-      <w:t>2025-08-21</w:t>
+      <w:t>2025-08-22</w:t>
       <w:br/>
       <w:br/>
     </w:r>

--- a/tillsyn/A 11762-2025 tillsynsbegäran.docx
+++ b/tillsyn/A 11762-2025 tillsynsbegäran.docx
@@ -369,7 +369,7 @@
     <w:r>
       <w:tab/>
       <w:tab/>
-      <w:t>2025-08-22</w:t>
+      <w:t>2025-08-23</w:t>
       <w:br/>
       <w:br/>
     </w:r>

--- a/tillsyn/A 11762-2025 tillsynsbegäran.docx
+++ b/tillsyn/A 11762-2025 tillsynsbegäran.docx
@@ -369,7 +369,7 @@
     <w:r>
       <w:tab/>
       <w:tab/>
-      <w:t>2025-08-23</w:t>
+      <w:t>2025-08-24</w:t>
       <w:br/>
       <w:br/>
     </w:r>

--- a/tillsyn/A 11762-2025 tillsynsbegäran.docx
+++ b/tillsyn/A 11762-2025 tillsynsbegäran.docx
@@ -369,7 +369,7 @@
     <w:r>
       <w:tab/>
       <w:tab/>
-      <w:t>2025-08-24</w:t>
+      <w:t>2025-08-25</w:t>
       <w:br/>
       <w:br/>
     </w:r>

--- a/tillsyn/A 11762-2025 tillsynsbegäran.docx
+++ b/tillsyn/A 11762-2025 tillsynsbegäran.docx
@@ -369,7 +369,7 @@
     <w:r>
       <w:tab/>
       <w:tab/>
-      <w:t>2025-08-25</w:t>
+      <w:t>2025-08-26</w:t>
       <w:br/>
       <w:br/>
     </w:r>

--- a/tillsyn/A 11762-2025 tillsynsbegäran.docx
+++ b/tillsyn/A 11762-2025 tillsynsbegäran.docx
@@ -369,7 +369,7 @@
     <w:r>
       <w:tab/>
       <w:tab/>
-      <w:t>2025-08-26</w:t>
+      <w:t>2025-08-30</w:t>
       <w:br/>
       <w:br/>
     </w:r>

--- a/tillsyn/A 11762-2025 tillsynsbegäran.docx
+++ b/tillsyn/A 11762-2025 tillsynsbegäran.docx
@@ -369,7 +369,7 @@
     <w:r>
       <w:tab/>
       <w:tab/>
-      <w:t>2025-08-30</w:t>
+      <w:t>2025-08-31</w:t>
       <w:br/>
       <w:br/>
     </w:r>

--- a/tillsyn/A 11762-2025 tillsynsbegäran.docx
+++ b/tillsyn/A 11762-2025 tillsynsbegäran.docx
@@ -369,7 +369,7 @@
     <w:r>
       <w:tab/>
       <w:tab/>
-      <w:t>2025-08-31</w:t>
+      <w:t>2025-09-01</w:t>
       <w:br/>
       <w:br/>
     </w:r>

--- a/tillsyn/A 11762-2025 tillsynsbegäran.docx
+++ b/tillsyn/A 11762-2025 tillsynsbegäran.docx
@@ -369,7 +369,7 @@
     <w:r>
       <w:tab/>
       <w:tab/>
-      <w:t>2025-09-01</w:t>
+      <w:t>2025-09-04</w:t>
       <w:br/>
       <w:br/>
     </w:r>

--- a/tillsyn/A 11762-2025 tillsynsbegäran.docx
+++ b/tillsyn/A 11762-2025 tillsynsbegäran.docx
@@ -369,7 +369,7 @@
     <w:r>
       <w:tab/>
       <w:tab/>
-      <w:t>2025-09-04</w:t>
+      <w:t>2025-09-05</w:t>
       <w:br/>
       <w:br/>
     </w:r>

--- a/tillsyn/A 11762-2025 tillsynsbegäran.docx
+++ b/tillsyn/A 11762-2025 tillsynsbegäran.docx
@@ -369,7 +369,7 @@
     <w:r>
       <w:tab/>
       <w:tab/>
-      <w:t>2025-09-05</w:t>
+      <w:t>2025-09-07</w:t>
       <w:br/>
       <w:br/>
     </w:r>

--- a/tillsyn/A 11762-2025 tillsynsbegäran.docx
+++ b/tillsyn/A 11762-2025 tillsynsbegäran.docx
@@ -369,7 +369,7 @@
     <w:r>
       <w:tab/>
       <w:tab/>
-      <w:t>2025-09-07</w:t>
+      <w:t>2025-09-08</w:t>
       <w:br/>
       <w:br/>
     </w:r>

--- a/tillsyn/A 11762-2025 tillsynsbegäran.docx
+++ b/tillsyn/A 11762-2025 tillsynsbegäran.docx
@@ -369,7 +369,7 @@
     <w:r>
       <w:tab/>
       <w:tab/>
-      <w:t>2025-09-08</w:t>
+      <w:t>2025-09-10</w:t>
       <w:br/>
       <w:br/>
     </w:r>

--- a/tillsyn/A 11762-2025 tillsynsbegäran.docx
+++ b/tillsyn/A 11762-2025 tillsynsbegäran.docx
@@ -369,7 +369,7 @@
     <w:r>
       <w:tab/>
       <w:tab/>
-      <w:t>2025-09-10</w:t>
+      <w:t>2025-09-11</w:t>
       <w:br/>
       <w:br/>
     </w:r>

--- a/tillsyn/A 11762-2025 tillsynsbegäran.docx
+++ b/tillsyn/A 11762-2025 tillsynsbegäran.docx
@@ -369,7 +369,7 @@
     <w:r>
       <w:tab/>
       <w:tab/>
-      <w:t>2025-09-11</w:t>
+      <w:t>2025-09-12</w:t>
       <w:br/>
       <w:br/>
     </w:r>

--- a/tillsyn/A 11762-2025 tillsynsbegäran.docx
+++ b/tillsyn/A 11762-2025 tillsynsbegäran.docx
@@ -369,7 +369,7 @@
     <w:r>
       <w:tab/>
       <w:tab/>
-      <w:t>2025-09-12</w:t>
+      <w:t>2025-09-13</w:t>
       <w:br/>
       <w:br/>
     </w:r>

--- a/tillsyn/A 11762-2025 tillsynsbegäran.docx
+++ b/tillsyn/A 11762-2025 tillsynsbegäran.docx
@@ -369,7 +369,7 @@
     <w:r>
       <w:tab/>
       <w:tab/>
-      <w:t>2025-09-13</w:t>
+      <w:t>2025-09-14</w:t>
       <w:br/>
       <w:br/>
     </w:r>

--- a/tillsyn/A 11762-2025 tillsynsbegäran.docx
+++ b/tillsyn/A 11762-2025 tillsynsbegäran.docx
@@ -369,7 +369,7 @@
     <w:r>
       <w:tab/>
       <w:tab/>
-      <w:t>2025-09-14</w:t>
+      <w:t>2025-09-15</w:t>
       <w:br/>
       <w:br/>
     </w:r>

--- a/tillsyn/A 11762-2025 tillsynsbegäran.docx
+++ b/tillsyn/A 11762-2025 tillsynsbegäran.docx
@@ -369,7 +369,7 @@
     <w:r>
       <w:tab/>
       <w:tab/>
-      <w:t>2025-09-15</w:t>
+      <w:t>2025-09-16</w:t>
       <w:br/>
       <w:br/>
     </w:r>

--- a/tillsyn/A 11762-2025 tillsynsbegäran.docx
+++ b/tillsyn/A 11762-2025 tillsynsbegäran.docx
@@ -369,7 +369,7 @@
     <w:r>
       <w:tab/>
       <w:tab/>
-      <w:t>2025-09-16</w:t>
+      <w:t>2025-09-17</w:t>
       <w:br/>
       <w:br/>
     </w:r>

--- a/tillsyn/A 11762-2025 tillsynsbegäran.docx
+++ b/tillsyn/A 11762-2025 tillsynsbegäran.docx
@@ -369,7 +369,7 @@
     <w:r>
       <w:tab/>
       <w:tab/>
-      <w:t>2025-09-17</w:t>
+      <w:t>2025-09-18</w:t>
       <w:br/>
       <w:br/>
     </w:r>

--- a/tillsyn/A 11762-2025 tillsynsbegäran.docx
+++ b/tillsyn/A 11762-2025 tillsynsbegäran.docx
@@ -369,7 +369,7 @@
     <w:r>
       <w:tab/>
       <w:tab/>
-      <w:t>2025-09-18</w:t>
+      <w:t>2025-09-22</w:t>
       <w:br/>
       <w:br/>
     </w:r>

--- a/tillsyn/A 11762-2025 tillsynsbegäran.docx
+++ b/tillsyn/A 11762-2025 tillsynsbegäran.docx
@@ -369,7 +369,7 @@
     <w:r>
       <w:tab/>
       <w:tab/>
-      <w:t>2025-09-22</w:t>
+      <w:t>2025-09-23</w:t>
       <w:br/>
       <w:br/>
     </w:r>

--- a/tillsyn/A 11762-2025 tillsynsbegäran.docx
+++ b/tillsyn/A 11762-2025 tillsynsbegäran.docx
@@ -369,7 +369,7 @@
     <w:r>
       <w:tab/>
       <w:tab/>
-      <w:t>2025-09-23</w:t>
+      <w:t>2025-09-24</w:t>
       <w:br/>
       <w:br/>
     </w:r>

--- a/tillsyn/A 11762-2025 tillsynsbegäran.docx
+++ b/tillsyn/A 11762-2025 tillsynsbegäran.docx
@@ -369,7 +369,7 @@
     <w:r>
       <w:tab/>
       <w:tab/>
-      <w:t>2025-09-24</w:t>
+      <w:t>2025-09-25</w:t>
       <w:br/>
       <w:br/>
     </w:r>

--- a/tillsyn/A 11762-2025 tillsynsbegäran.docx
+++ b/tillsyn/A 11762-2025 tillsynsbegäran.docx
@@ -369,7 +369,7 @@
     <w:r>
       <w:tab/>
       <w:tab/>
-      <w:t>2025-09-25</w:t>
+      <w:t>2025-09-26</w:t>
       <w:br/>
       <w:br/>
     </w:r>

--- a/tillsyn/A 11762-2025 tillsynsbegäran.docx
+++ b/tillsyn/A 11762-2025 tillsynsbegäran.docx
@@ -369,7 +369,7 @@
     <w:r>
       <w:tab/>
       <w:tab/>
-      <w:t>2025-09-26</w:t>
+      <w:t>2025-09-27</w:t>
       <w:br/>
       <w:br/>
     </w:r>

--- a/tillsyn/A 11762-2025 tillsynsbegäran.docx
+++ b/tillsyn/A 11762-2025 tillsynsbegäran.docx
@@ -369,7 +369,7 @@
     <w:r>
       <w:tab/>
       <w:tab/>
-      <w:t>2025-09-27</w:t>
+      <w:t>2025-09-28</w:t>
       <w:br/>
       <w:br/>
     </w:r>

--- a/tillsyn/A 11762-2025 tillsynsbegäran.docx
+++ b/tillsyn/A 11762-2025 tillsynsbegäran.docx
@@ -369,7 +369,7 @@
     <w:r>
       <w:tab/>
       <w:tab/>
-      <w:t>2025-09-28</w:t>
+      <w:t>2025-09-29</w:t>
       <w:br/>
       <w:br/>
     </w:r>

--- a/tillsyn/A 11762-2025 tillsynsbegäran.docx
+++ b/tillsyn/A 11762-2025 tillsynsbegäran.docx
@@ -369,7 +369,7 @@
     <w:r>
       <w:tab/>
       <w:tab/>
-      <w:t>2025-09-29</w:t>
+      <w:t>2025-09-30</w:t>
       <w:br/>
       <w:br/>
     </w:r>

--- a/tillsyn/A 11762-2025 tillsynsbegäran.docx
+++ b/tillsyn/A 11762-2025 tillsynsbegäran.docx
@@ -369,7 +369,7 @@
     <w:r>
       <w:tab/>
       <w:tab/>
-      <w:t>2025-09-30</w:t>
+      <w:t>2025-10-01</w:t>
       <w:br/>
       <w:br/>
     </w:r>
